--- a/publication/Paper_4_Study_8/Acta_Astronautica/ACTA_ASTRONAUTICA_HIGHLIGHTS.docx
+++ b/publication/Paper_4_Study_8/Acta_Astronautica/ACTA_ASTRONAUTICA_HIGHLIGHTS.docx
@@ -21,7 +21,7 @@
         <w:pStyle w:val="ListBullet"/>
       </w:pPr>
       <w:r>
-        <w:t>All four recovery policies achieved identical 73.4954% modeled success.</w:t>
+        <w:t>All four recovery policies achieved the same 73.4954% modeled success.</w:t>
       </w:r>
     </w:p>
     <w:p>
@@ -29,7 +29,7 @@
         <w:pStyle w:val="ListBullet"/>
       </w:pPr>
       <w:r>
-        <w:t>Contact-aware staged recovery did not improve the frozen primary endpoint.</w:t>
+        <w:t>Contact-aware staging did not improve modeled trusted-recovery success.</w:t>
       </w:r>
     </w:p>
     <w:p>
@@ -37,7 +37,7 @@
         <w:pStyle w:val="ListBullet"/>
       </w:pPr>
       <w:r>
-        <w:t>Larger standardized cryptographic objects reduced deadline-feasible recovery.</w:t>
+        <w:t>Standardized cryptographic-object burden constrained modeled recovery feasibility.</w:t>
       </w:r>
     </w:p>
     <w:p>
@@ -45,7 +45,7 @@
         <w:pStyle w:val="ListBullet"/>
       </w:pPr>
       <w:r>
-        <w:t>Equal full-cycle capacity produced different outcomes under different timing.</w:t>
+        <w:t>Equal full-cycle capacity yielded different outcomes under different timing.</w:t>
       </w:r>
     </w:p>
     <w:p>
